--- a/Отчет_ЛР2_РогожниковАВ.docx
+++ b/Отчет_ЛР2_РогожниковАВ.docx
@@ -225,7 +225,14 @@
                 <w:sz w:val="24"/>
                 <w:lang w:val="en-US"/>
               </w:rPr>
-              <w:t>17</w:t>
+              <w:t>1</w:t>
+            </w:r>
+            <w:r>
+              <w:rPr>
+                <w:sz w:val="24"/>
+                <w:lang w:val="en-US"/>
+              </w:rPr>
+              <w:t>6</w:t>
             </w:r>
           </w:p>
         </w:tc>
@@ -247,7 +254,14 @@
                 <w:sz w:val="24"/>
                 <w:lang w:val="en-US"/>
               </w:rPr>
-              <w:t>17</w:t>
+              <w:t>1</w:t>
+            </w:r>
+            <w:r>
+              <w:rPr>
+                <w:sz w:val="24"/>
+                <w:lang w:val="en-US"/>
+              </w:rPr>
+              <w:t>6</w:t>
             </w:r>
           </w:p>
         </w:tc>
@@ -337,7 +351,14 @@
                 <w:sz w:val="24"/>
                 <w:lang w:val="en-US"/>
               </w:rPr>
-              <w:t>16</w:t>
+              <w:t>1</w:t>
+            </w:r>
+            <w:r>
+              <w:rPr>
+                <w:sz w:val="24"/>
+                <w:lang w:val="en-US"/>
+              </w:rPr>
+              <w:t>5</w:t>
             </w:r>
           </w:p>
         </w:tc>
@@ -359,7 +380,14 @@
                 <w:sz w:val="24"/>
                 <w:lang w:val="en-US"/>
               </w:rPr>
-              <w:t>14</w:t>
+              <w:t>1</w:t>
+            </w:r>
+            <w:r>
+              <w:rPr>
+                <w:sz w:val="24"/>
+                <w:lang w:val="en-US"/>
+              </w:rPr>
+              <w:t>3</w:t>
             </w:r>
           </w:p>
         </w:tc>
@@ -430,7 +458,15 @@
                 <w:sz w:val="24"/>
                 <w:lang w:val="en-US"/>
               </w:rPr>
-              <w:t>33</w:t>
+              <w:t>3</w:t>
+            </w:r>
+            <w:r>
+              <w:rPr>
+                <w:b/>
+                <w:sz w:val="24"/>
+                <w:lang w:val="en-US"/>
+              </w:rPr>
+              <w:t>1</w:t>
             </w:r>
           </w:p>
         </w:tc>
@@ -454,7 +490,7 @@
                 <w:sz w:val="24"/>
                 <w:lang w:val="en-US"/>
               </w:rPr>
-              <w:t>31</w:t>
+              <w:t>29</w:t>
             </w:r>
           </w:p>
         </w:tc>
@@ -881,7 +917,17 @@
                 <w:szCs w:val="23"/>
                 <w:lang w:eastAsia="ru-RU"/>
               </w:rPr>
-              <w:t>Ваше исправление</w:t>
+              <w:t xml:space="preserve">Мое </w:t>
+            </w:r>
+            <w:r>
+              <w:rPr>
+                <w:rFonts w:eastAsia="Times New Roman"/>
+                <w:color w:val="0F1115"/>
+                <w:sz w:val="23"/>
+                <w:szCs w:val="23"/>
+                <w:lang w:eastAsia="ru-RU"/>
+              </w:rPr>
+              <w:t>исправление</w:t>
             </w:r>
           </w:p>
         </w:tc>
